--- a/en/wisdom-stories/stoning-the-devil.docx
+++ b/en/wisdom-stories/stoning-the-devil.docx
@@ -4,38 +4,29 @@
   <w:body>
     <w:p>
       <w:pPr>
-        <w:spacing w:before="0" w:after="60"/>
-        <w:jc w:val="left"/>
+        <w:pStyle w:val="Title"/>
       </w:pPr>
       <w:r>
-        <w:rPr>
-          <w:rFonts w:ascii="Arial" w:hAnsi="Arial" w:eastAsia="Arial"/>
-          <w:i w:val="0"/>
-          <w:color w:val="000000"/>
-          <w:sz w:val="52"/>
-        </w:rPr>
         <w:t>Stoning the Devil</w:t>
       </w:r>
     </w:p>
     <w:p>
-      <w:pPr>
-        <w:jc w:val="left"/>
-      </w:pPr>
+      <w:pPr/>
       <w:r>
         <w:t>During the Hajj, when it was time to cast stones at the devil, one pilgrim began striking himself with the stones instead. A young man nearby asked in surprise:</w:t>
       </w:r>
     </w:p>
     <w:p>
       <w:pPr>
-        <w:jc w:val="left"/>
+        <w:spacing w:after="80"/>
       </w:pPr>
       <w:r>
-        <w:t>— Uncle, why are you hitting yourself with those stones?</w:t>
+        <w:t>“Uncle, why are you hitting yourself with those stones?”</w:t>
       </w:r>
     </w:p>
     <w:p>
       <w:pPr>
-        <w:jc w:val="left"/>
+        <w:spacing w:after="80"/>
       </w:pPr>
       <w:r>
         <w:t>The man replied:</w:t>
@@ -43,60 +34,43 @@
     </w:p>
     <w:p>
       <w:pPr>
-        <w:jc w:val="left"/>
+        <w:keepNext/>
       </w:pPr>
       <w:r>
-        <w:t>— My son, why focus only on the devil outside us? We should stone the devil within ourselves as well — discipline our lower selves and purify our hearts.</w:t>
+        <w:t>“My son, why think only of the devil outside us? We must confront the devil within too—curb our selfish desires and purify our hearts.”</w:t>
       </w:r>
     </w:p>
     <w:p>
       <w:pPr>
-        <w:pStyle w:val="Moral"/>
         <w:keepNext/>
         <w:keepLines/>
-        <w:widowControl/>
-        <w:spacing w:before="240" w:after="180" w:line="283" w:lineRule="auto"/>
-        <w:ind w:left="240" w:right="240"/>
-        <w:jc w:val="left"/>
-        <w:pBdr>
-          <w:top w:val="single" w:sz="8" w:space="7" w:color="E8D59A"/>
-          <w:left w:val="single" w:sz="32" w:space="11" w:color="C6A23A"/>
-          <w:bottom w:val="single" w:sz="8" w:space="7" w:color="E8D59A"/>
-          <w:right w:val="single" w:sz="8" w:space="11" w:color="E8D59A"/>
-        </w:pBdr>
-        <w:shd w:val="clear" w:color="auto" w:fill="FFF8E1"/>
+        <w:spacing w:before="160"/>
       </w:pPr>
       <w:r>
         <w:rPr>
           <w:b/>
         </w:rPr>
-        <w:t xml:space="preserve">Moral: </w:t>
+        <w:t>Moral:</w:t>
       </w:r>
       <w:r>
-        <w:t>The real struggle is not only against evil outside us, but against the uncontrolled desires within. Purifying oneself is harder than condemning others, but far more valuable.</w:t>
+        <w:t xml:space="preserve"> The real struggle is not only against evil outside us, but against the uncontrolled desires within. Purifying oneself is harder than condemning others, but far more valuable.</w:t>
       </w:r>
     </w:p>
     <w:p>
       <w:pPr>
-        <w:keepLines/>
-        <w:widowControl/>
-        <w:spacing w:before="60" w:after="0" w:line="240" w:lineRule="auto"/>
-        <w:jc w:val="right"/>
+        <w:spacing w:after="80"/>
       </w:pPr>
       <w:r>
         <w:rPr>
-          <w:rFonts w:ascii="Arial" w:hAnsi="Arial" w:eastAsia="Arial" w:cs="Arial"/>
-          <w:b w:val="0"/>
           <w:i/>
-          <w:color w:val="8A7950"/>
-          <w:sz w:val="17"/>
+          <w:sz w:val="18"/>
         </w:rPr>
-        <w:t>The story was obtained from open Internet sources.</w:t>
+        <w:t>Source: Publicly available internet sources.</w:t>
       </w:r>
     </w:p>
     <w:sectPr>
       <w:pgSz w:w="12240" w:h="15840"/>
-      <w:pgMar w:top="1440" w:right="1440" w:bottom="1440" w:left="1440" w:header="708" w:footer="708" w:gutter="0"/>
+      <w:pgMar w:top="1080" w:right="1224" w:bottom="1080" w:left="1224" w:header="720" w:footer="720" w:gutter="0"/>
       <w:cols w:space="720"/>
       <w:docGrid w:linePitch="360"/>
     </w:sectPr>
@@ -468,12 +442,14 @@
     <w:qFormat/>
     <w:rsid w:val="00FC693F"/>
     <w:pPr>
-      <w:spacing w:before="0" w:after="160" w:line="276" w:lineRule="auto"/>
+      <w:widowControl/>
+      <w:spacing w:after="120" w:line="259" w:lineRule="auto"/>
     </w:pPr>
     <w:rPr>
-      <w:rFonts w:ascii="Arial" w:hAnsi="Arial" w:eastAsia="Arial"/>
+      <w:rFonts w:ascii="Arial" w:hAnsi="Arial"/>
       <w:color w:val="000000"/>
       <w:sz w:val="22"/>
+      <w:lang w:val="en-US"/>
     </w:rPr>
   </w:style>
   <w:style w:type="paragraph" w:styleId="Header">
@@ -817,18 +793,17 @@
     <w:qFormat/>
     <w:rsid w:val="00FC693F"/>
     <w:pPr>
-      <w:pBdr>
-        <w:bottom w:val="single" w:sz="8" w:space="4" w:color="4F81BD" w:themeColor="accent1"/>
-      </w:pBdr>
-      <w:spacing w:after="300" w:line="240" w:lineRule="auto"/>
+      <w:keepNext/>
+      <w:spacing w:after="280" w:line="240" w:lineRule="auto"/>
       <w:contextualSpacing/>
     </w:pPr>
     <w:rPr>
-      <w:rFonts w:asciiTheme="majorHAnsi" w:eastAsiaTheme="majorEastAsia" w:hAnsiTheme="majorHAnsi" w:cstheme="majorBidi"/>
-      <w:color w:val="17365D" w:themeColor="text2" w:themeShade="BF"/>
+      <w:rFonts w:asciiTheme="majorHAnsi" w:eastAsiaTheme="majorEastAsia" w:hAnsiTheme="majorHAnsi" w:cstheme="majorBidi" w:ascii="Arial" w:hAnsi="Arial"/>
+      <w:b/>
+      <w:color w:val="000000"/>
       <w:spacing w:val="5"/>
       <w:kern w:val="28"/>
-      <w:sz w:val="52"/>
+      <w:sz w:val="34"/>
       <w:szCs w:val="52"/>
     </w:rPr>
   </w:style>
@@ -1304,9 +1279,6 @@
     <w:qFormat/>
     <w:rsid w:val="00FC693F"/>
     <w:pPr>
-      <w:pBdr>
-        <w:bottom w:val="single" w:sz="4" w:space="4" w:color="4F81BD" w:themeColor="accent1"/>
-      </w:pBdr>
       <w:spacing w:before="200" w:after="280"/>
       <w:ind w:left="936" w:right="936"/>
     </w:pPr>
@@ -12157,18 +12129,6 @@
         <w:shd w:val="clear" w:color="auto" w:fill="FBCAA2" w:themeFill="accent6" w:themeFillTint="7F"/>
       </w:tcPr>
     </w:tblStylePr>
-  </w:style>
-  <w:style w:type="paragraph" w:customStyle="1" w:styleId="Moral">
-    <w:name w:val="Moral"/>
-    <w:basedOn w:val="Normal"/>
-    <w:pPr>
-      <w:spacing w:before="160" w:after="0" w:line="276" w:lineRule="auto"/>
-    </w:pPr>
-    <w:rPr>
-      <w:rFonts w:ascii="Arial" w:hAnsi="Arial" w:eastAsia="Arial"/>
-      <w:i/>
-      <w:sz w:val="22"/>
-    </w:rPr>
   </w:style>
 </w:styles>
 </file>

--- a/en/wisdom-stories/stoning-the-devil.docx
+++ b/en/wisdom-stories/stoning-the-devil.docx
@@ -13,7 +13,7 @@
     <w:p>
       <w:pPr/>
       <w:r>
-        <w:t>During the Hajj, when it was time to cast stones at the devil, one pilgrim began striking himself with the stones instead. A young man nearby asked in surprise:</w:t>
+        <w:t>During the Hajj, when it was time to cast stones at the devil, one pilgrim began striking himself with the stone instead. A young man nearby asked in surprise:</w:t>
       </w:r>
     </w:p>
     <w:p>
@@ -21,7 +21,7 @@
         <w:spacing w:after="80"/>
       </w:pPr>
       <w:r>
-        <w:t>“Uncle, why are you hitting yourself with those stones?”</w:t>
+        <w:t>“Uncle, why are you hitting yourself with that stone?”</w:t>
       </w:r>
     </w:p>
     <w:p>
@@ -37,7 +37,7 @@
         <w:keepNext/>
       </w:pPr>
       <w:r>
-        <w:t>“My son, why think only of the devil outside us? We must confront the devil within too—curb our selfish desires and purify our hearts.”</w:t>
+        <w:t>“My son, what business do we have with the devil here? First we must stone the devil within ourselves—discipline our nafs and cleanse ourselves.”</w:t>
       </w:r>
     </w:p>
     <w:p>
@@ -50,11 +50,9 @@
         <w:rPr>
           <w:b/>
         </w:rPr>
-        <w:t>Moral:</w:t>
+        <w:t>Moral: The real struggle is not against the devil outside us, but against one's own uncontrolled desires. Purifying oneself is harder than condemning others, but far more valuable.</w:t>
       </w:r>
-      <w:r>
-        <w:t xml:space="preserve"> The real struggle is not only against evil outside us, but against the uncontrolled desires within. Purifying oneself is harder than condemning others, but far more valuable.</w:t>
-      </w:r>
+      <w:r/>
     </w:p>
     <w:p>
       <w:pPr>
@@ -65,7 +63,7 @@
           <w:i/>
           <w:sz w:val="18"/>
         </w:rPr>
-        <w:t>Source: Publicly available internet sources.</w:t>
+        <w:t>Stories are taken from open Internet sources; illustrations were created with AI.</w:t>
       </w:r>
     </w:p>
     <w:sectPr>

--- a/en/wisdom-stories/stoning-the-devil.docx
+++ b/en/wisdom-stories/stoning-the-devil.docx
@@ -81,7 +81,7 @@
           <w:bCs/>
           <w:lang/>
         </w:rPr>
-        <w:t>Moral: One of our hardest struggles is with our own selfish impulses. Spiritual growth means recognising our faults and changing our behaviour, not inflicting pain on ourselves. Look inward before judging others.</w:t>
+        <w:t xml:space="preserve">Moral: One of our hardest struggles is with our own selfish impulses. Spiritual growth means recognizing our faults and changing our behavior, not inflicting pain on ourselves. Look inward before judging others.</w:t>
       </w:r>
     </w:p>
     <w:p>
